--- a/noorm.docx
+++ b/noorm.docx
@@ -6,35 +6,337 @@
       <w:r>
         <w:t>pr</w:t>
       </w:r>
+      <w:r>
+        <w:t>oject Introduction</w:t>
+      </w:r>
+    </w:p>
+    <w:p/>
+    <w:p>
+      <w:r>
+        <w:t>In modern software systems, creating complex objects that contain multiple optional attributes can lead to complicated and hard-to-maintain code when using traditional constructors or setter methods. This project demonstrates how the Builder Design Pattern can be used to solve this problem by providing a flexible and readable way to construct complex objects step by step.</w:t>
+      </w:r>
+    </w:p>
+    <w:p/>
+    <w:p>
+      <w:r>
+        <w:t>The project simulates a simple meal ordering scenario where a user can create a customized Meal by selecting different components such as the main dish, drink, and side item. Since these components are optional and can vary between meals, the system requires a scalable and maintainable approach to object creation.</w:t>
+      </w:r>
+    </w:p>
+    <w:p/>
+    <w:p>
+      <w:r>
+        <w:t>To address this challenge, the Builder Pattern is implemented to separate the construction of the Meal object from its representation. This approach improves code readability, prevents the creation of incomplete objects, and makes the system easier to extend in the future.</w:t>
+      </w:r>
+    </w:p>
+    <w:p/>
+    <w:p>
+      <w:r>
+        <w:t>The project includes UML diagrams, implementation code, and documentation that demonstrate how the Builder Pattern is applied in practice following clean design principles</w:t>
+      </w:r>
+    </w:p>
+    <w:p>
+      <w:r>
+        <w:t>1) Problem Analysis &amp; Trade-offs</w:t>
+      </w:r>
+    </w:p>
+    <w:p>
+      <w:r>
+        <w:t>Problem Statement</w:t>
+      </w:r>
+    </w:p>
+    <w:p>
+      <w:r>
+        <w:t>We need a system to create a Meal object with optional properties such as:</w:t>
+      </w:r>
+    </w:p>
+    <w:p>
+      <w:r>
+        <w:t>Main Dish</w:t>
+      </w:r>
+    </w:p>
+    <w:p>
+      <w:r>
+        <w:t>Drink</w:t>
+      </w:r>
+    </w:p>
+    <w:p>
+      <w:r>
+        <w:t>Side</w:t>
+      </w:r>
+    </w:p>
+    <w:p>
+      <w:r>
+        <w:t>The challenge is that meals vary, and some attributes are optional, so we need a flexible and clean way to create objects without complexity or errors.</w:t>
+      </w:r>
+    </w:p>
+    <w:p>
+      <w:r>
+        <w:t>Issues with Traditional Approaches</w:t>
+      </w:r>
+    </w:p>
+    <w:p>
+      <w:r>
+        <w:t>Telescoping Constructors</w:t>
+      </w:r>
+    </w:p>
+    <w:p>
+      <w:r>
+        <w:t>Too many constructors</w:t>
+      </w:r>
+    </w:p>
+    <w:p>
+      <w:r>
+        <w:t>Hard to read and maintain</w:t>
+      </w:r>
+    </w:p>
+    <w:p>
+      <w:r>
+        <w:t>Not scalable</w:t>
+      </w:r>
+    </w:p>
+    <w:p>
+      <w:r>
+        <w:t>JavaBeans (Setters)</w:t>
+      </w:r>
+    </w:p>
+    <w:p>
+      <w:r>
+        <w:lastRenderedPageBreak/>
+        <w:t>Object may be incomplete</w:t>
+      </w:r>
+    </w:p>
+    <w:p>
+      <w:r>
+        <w:t>Not immutable</w:t>
+      </w:r>
+    </w:p>
+    <w:p>
+      <w:r>
+        <w:t>Higher risk of errors</w:t>
+      </w:r>
+    </w:p>
+    <w:p>
+      <w:r>
+        <w:t>Design Challenges</w:t>
+      </w:r>
+    </w:p>
+    <w:p>
+      <w:r>
+        <w:t>Multiple optional attributes</w:t>
+      </w:r>
+    </w:p>
+    <w:p>
+      <w:r>
+        <w:t>Step-by-step object creation</w:t>
+      </w:r>
+    </w:p>
+    <w:p>
+      <w:r>
+        <w:t>Avoid incomplete objects</w:t>
+      </w:r>
+    </w:p>
+    <w:p>
+      <w:r>
+        <w:t>Scalability</w:t>
+      </w:r>
+    </w:p>
+    <w:p>
+      <w:r>
+        <w:t>Improve code readability</w:t>
+      </w:r>
+    </w:p>
+    <w:p>
+      <w:r>
+        <w:t>2) Pattern Selection &amp; Justification</w:t>
+      </w:r>
+    </w:p>
+    <w:p>
+      <w:r>
+        <w:t>Chosen Pattern:</w:t>
+      </w:r>
+    </w:p>
+    <w:p>
+      <w:r>
+        <w:t>Builder Design Pattern</w:t>
+      </w:r>
+    </w:p>
+    <w:p>
+      <w:r>
+        <w:t>Why it fits:</w:t>
+      </w:r>
+    </w:p>
+    <w:p>
+      <w:r>
+        <w:t>Handles many optional attributes</w:t>
+      </w:r>
+    </w:p>
+    <w:p>
+      <w:r>
+        <w:t>Supports step-by-step creation</w:t>
+      </w:r>
+    </w:p>
+    <w:p>
+      <w:r>
+        <w:t>Produces clean and maintainable code</w:t>
+      </w:r>
+    </w:p>
+    <w:p>
+      <w:r>
+        <w:t>Solution Example: Instead of:</w:t>
+      </w:r>
+    </w:p>
+    <w:p>
+      <w:r>
+        <w:t>Java</w:t>
+      </w:r>
+    </w:p>
+    <w:p>
+      <w:r>
+        <w:t xml:space="preserve">new </w:t>
+      </w:r>
+      <w:proofErr w:type="gramStart"/>
+      <w:r>
+        <w:t>Meal(</w:t>
+      </w:r>
+      <w:proofErr w:type="gramEnd"/>
+      <w:r>
+        <w:t>"Burger", "Cola", "Fries");</w:t>
+      </w:r>
+    </w:p>
+    <w:p>
+      <w:r>
+        <w:t>We use:</w:t>
+      </w:r>
+    </w:p>
+    <w:p>
+      <w:r>
+        <w:t>Java</w:t>
+      </w:r>
+    </w:p>
+    <w:p>
+      <w:r>
+        <w:t xml:space="preserve">Meal </w:t>
+      </w:r>
+      <w:proofErr w:type="spellStart"/>
+      <w:r>
+        <w:t>meal</w:t>
+      </w:r>
+      <w:proofErr w:type="spellEnd"/>
+      <w:r>
+        <w:t xml:space="preserve"> = new </w:t>
+      </w:r>
+      <w:proofErr w:type="spellStart"/>
+      <w:r>
+        <w:t>Meal.Builder</w:t>
+      </w:r>
+      <w:proofErr w:type="spellEnd"/>
+      <w:r>
+        <w:t>()</w:t>
+      </w:r>
+    </w:p>
+    <w:p>
+      <w:r>
+        <w:t xml:space="preserve">    </w:t>
+      </w:r>
+      <w:proofErr w:type="gramStart"/>
+      <w:r>
+        <w:t>.</w:t>
+      </w:r>
+      <w:proofErr w:type="spellStart"/>
+      <w:r>
+        <w:t>mainDish</w:t>
+      </w:r>
+      <w:proofErr w:type="spellEnd"/>
+      <w:proofErr w:type="gramEnd"/>
+      <w:r>
+        <w:t>("Burger")</w:t>
+      </w:r>
+    </w:p>
+    <w:p>
+      <w:r>
+        <w:t xml:space="preserve">    </w:t>
+      </w:r>
+      <w:proofErr w:type="gramStart"/>
+      <w:r>
+        <w:t>.drink</w:t>
+      </w:r>
+      <w:proofErr w:type="gramEnd"/>
+      <w:r>
+        <w:t>("Cola")</w:t>
+      </w:r>
+    </w:p>
+    <w:p>
+      <w:r>
+        <w:t xml:space="preserve">    </w:t>
+      </w:r>
+      <w:proofErr w:type="gramStart"/>
+      <w:r>
+        <w:t>.side</w:t>
+      </w:r>
+      <w:proofErr w:type="gramEnd"/>
+      <w:r>
+        <w:t>("Fries")</w:t>
+      </w:r>
+    </w:p>
+    <w:p>
+      <w:r>
+        <w:t xml:space="preserve">    </w:t>
+      </w:r>
+      <w:proofErr w:type="gramStart"/>
+      <w:r>
+        <w:t>.build</w:t>
+      </w:r>
+      <w:proofErr w:type="gramEnd"/>
+      <w:r>
+        <w:t>();</w:t>
+      </w:r>
+    </w:p>
+    <w:p>
+      <w:r>
+        <w:t>Benefits:</w:t>
+      </w:r>
+    </w:p>
+    <w:p>
+      <w:r>
+        <w:t>Step-by-step object creation</w:t>
+      </w:r>
+    </w:p>
+    <w:p>
+      <w:r>
+        <w:t>Prevents incomplete objects</w:t>
+      </w:r>
+    </w:p>
+    <w:p>
+      <w:r>
+        <w:t>Cleaner and more readable code</w:t>
+      </w:r>
+    </w:p>
+    <w:p>
+      <w:r>
+        <w:t>Easy to extend</w:t>
+      </w:r>
+    </w:p>
+    <w:p>
+      <w:r>
+        <w:t>Design Principles Applied:</w:t>
+      </w:r>
+    </w:p>
+    <w:p>
+      <w:r>
+        <w:t>Single Responsibility: Separates construction from representation</w:t>
+      </w:r>
+    </w:p>
+    <w:p>
+      <w:r>
+        <w:t>Open/Closed: Easy to extend without modifying existing code</w:t>
+      </w:r>
+    </w:p>
+    <w:p>
+      <w:r>
+        <w:t>Encapsulation: Fields are protected after object creation</w:t>
+      </w:r>
       <w:bookmarkStart w:id="0" w:name="_GoBack"/>
       <w:bookmarkEnd w:id="0"/>
-      <w:r>
-        <w:t>oject Introduction</w:t>
-      </w:r>
-    </w:p>
-    <w:p/>
-    <w:p>
-      <w:r>
-        <w:t>In modern software systems, creating complex objects that contain multiple optional attributes can lead to complicated and hard-to-maintain code when using traditional constructors or setter methods. This project demonstrates how the Builder Design Pattern can be used to solve this problem by providing a flexible and readable way to construct complex objects step by step.</w:t>
-      </w:r>
-    </w:p>
-    <w:p/>
-    <w:p>
-      <w:r>
-        <w:t>The project simulates a simple meal ordering scenario where a user can create a customized Meal by selecting different components such as the main dish, drink, and side item. Since these components are optional and can vary between meals, the system requires a scalable and maintainable approach to object creation.</w:t>
-      </w:r>
-    </w:p>
-    <w:p/>
-    <w:p>
-      <w:r>
-        <w:t>To address this challenge, the Builder Pattern is implemented to separate the construction of the Meal object from its representation. This approach improves code readability, prevents the creation of incomplete objects, and makes the system easier to extend in the future.</w:t>
-      </w:r>
-    </w:p>
-    <w:p/>
-    <w:p>
-      <w:r>
-        <w:t>The project includes UML diagrams, implementation code, and documentation that demonstrate how the Builder Pattern is applied in practice following clean design principles</w:t>
-      </w:r>
     </w:p>
     <w:sectPr>
       <w:pgSz w:w="12240" w:h="15840"/>
